--- a/worksheets/Lab06-Worksheet.docx
+++ b/worksheets/Lab06-Worksheet.docx
@@ -24,7 +24,7 @@
           <w:color w:val="1A3C6E"/>
           <w:sz w:val="32"/>
         </w:rPr>
-        <w:t>Lab 06 — Explore AI Agent development</w:t>
+        <w:t>Lab 06 — Build AI agents with portal and VS Code</w:t>
       </w:r>
     </w:p>
     <w:p>
@@ -117,7 +117,7 @@
     </w:p>
     <w:p>
       <w:r>
-        <w:t>In this lab, you created an expense-agent in the Microsoft Foundry portal agent playground. You configured the agent with instructions for handling corporate expense claims, uploaded Expenses_Policy.docx for file search grounding, and added the Code interpreter tool. You tested the agent by asking about expense policies and submitting a sample expense claim.</w:t>
+        <w:t>In this lab, you created an IT Support agent in the Microsoft Foundry Agent Service portal, grounded it with a policy document and performance CSV using File Search and Code Interpreter tools, then accessed the same agent from VS Code via the Foundry Toolkit extension and ran a Python client application that managed conversation threads and retrieved AI-generated charts.</w:t>
       </w:r>
     </w:p>
     <w:p/>
@@ -145,12 +145,12 @@
           <w:b/>
           <w:sz w:val="22"/>
         </w:rPr>
-        <w:t>Screenshot 1 — Agent Configuration</w:t>
+        <w:t>Screenshot 1 — Agent Playground Portal</w:t>
       </w:r>
     </w:p>
     <w:p>
       <w:r>
-        <w:t>In the Microsoft Foundry portal agent playground, capture the agent setup showing the expense-agent name, the instructions text, and the Tools section listing both File search (with 1 file) and Code interpreter.</w:t>
+        <w:t>Microsoft Foundry portal agent playground showing the it-support-agent chat interface with the Instructions field populated, File Search and Code Interpreter tools listed under Tools, and IT_Policy.txt shown as an indexed file in the File Search panel.</w:t>
       </w:r>
     </w:p>
     <w:tbl>
@@ -193,12 +193,12 @@
           <w:b/>
           <w:sz w:val="22"/>
         </w:rPr>
-        <w:t>Screenshot 2 — Policy Question Response</w:t>
+        <w:t>Screenshot 2 — VS Code Foundry Toolkit Sidebar</w:t>
       </w:r>
     </w:p>
     <w:p>
       <w:r>
-        <w:t>In the playground chat, after asking 'What's the maximum I can claim for meals?', capture the agent's response showing it referenced the Expenses_Policy.docx grounding data to provide a specific answer.</w:t>
+        <w:t>VS Code Foundry Toolkit extension sidebar displaying the connected Microsoft Foundry project under 'Microsoft Foundry Resources', with the it-support-agent listed under the 'Prompt Agents' section and the embedded playground chat ready for input.</w:t>
       </w:r>
     </w:p>
     <w:tbl>
@@ -241,60 +241,12 @@
           <w:b/>
           <w:sz w:val="22"/>
         </w:rPr>
-        <w:t>Screenshot 3 — Expense Claim Submission</w:t>
+        <w:t>Screenshot 3 — Python Client Terminal Output</w:t>
       </w:r>
     </w:p>
     <w:p>
       <w:r>
-        <w:t>After providing your email, a meal description, and an amount to the agent, capture the response where the code interpreter generated a downloadable expense claim text file with the claim details.</w:t>
-      </w:r>
-    </w:p>
-    <w:tbl>
-      <w:tblPr>
-        <w:tblStyle w:val="TableGrid"/>
-        <w:tblW w:type="auto" w:w="0"/>
-        <w:jc w:val="center"/>
-        <w:tblLook w:firstColumn="1" w:firstRow="1" w:lastColumn="0" w:lastRow="0" w:noHBand="0" w:noVBand="1" w:val="04A0"/>
-      </w:tblPr>
-      <w:tblGrid>
-        <w:gridCol w:w="9360"/>
-      </w:tblGrid>
-      <w:tr>
-        <w:tc>
-          <w:tcPr>
-            <w:tcW w:type="dxa" w:w="8640"/>
-            <w:shd w:fill="F2F2F2" w:val="clear"/>
-          </w:tcPr>
-          <w:p>
-            <w:pPr>
-              <w:spacing w:before="1200" w:after="1200"/>
-              <w:jc w:val="center"/>
-            </w:pPr>
-            <w:r>
-              <w:rPr>
-                <w:i/>
-                <w:color w:val="999999"/>
-                <w:sz w:val="24"/>
-              </w:rPr>
-              <w:t>[ Insert Screenshot Here ]</w:t>
-            </w:r>
-          </w:p>
-        </w:tc>
-      </w:tr>
-    </w:tbl>
-    <w:p/>
-    <w:p>
-      <w:r>
-        <w:rPr>
-          <w:b/>
-          <w:sz w:val="22"/>
-        </w:rPr>
-        <w:t>Screenshot 4 — Code Interpreter Output</w:t>
-      </w:r>
-    </w:p>
-    <w:p>
-      <w:r>
-        <w:t>Download the generated expense claim file and capture the file contents showing the formatted claim with your email, description, and amount details.</w:t>
+        <w:t>VS Code integrated terminal showing the Python client application running: 'Connected to agent: it-support-agent (id: ...)', agent responses to the password-reset policy query, and a file-saved confirmation line such as '[Agent generated a chart - saved to: agent_outputs/chart_1.png]'.</w:t>
       </w:r>
     </w:p>
     <w:tbl>
@@ -347,7 +299,7 @@
           <w:b/>
           <w:sz w:val="22"/>
         </w:rPr>
-        <w:t>1. How did the file search tool use the uploaded Expenses_Policy.docx to ground the agent's response about meal claims? Was the answer specific to the policy document, or did it include information from outside the grounding data?</w:t>
+        <w:t>1. The agent used both File Search and Code Interpreter tools in this lab. Explain the difference in how each tool extends the agent's capabilities and describe a scenario where you would need both running together.</w:t>
       </w:r>
     </w:p>
     <w:p>
@@ -368,7 +320,7 @@
           <w:b/>
           <w:sz w:val="22"/>
         </w:rPr>
-        <w:t>2. When you submitted an expense claim, the agent used the Code interpreter to generate a text file. How does this tool differ from the file search tool, and why are both needed for a complete expense processing agent?</w:t>
+        <w:t>2. When you ran the Python client, the application created a conversation thread and maintained context across multiple prompts. Why is persistent conversation state important for an IT support scenario, and what risks arise if context is lost between turns?</w:t>
       </w:r>
     </w:p>
     <w:p>
@@ -389,7 +341,7 @@
           <w:b/>
           <w:sz w:val="22"/>
         </w:rPr>
-        <w:t>3. The agent was configured with specific instructions about collecting email, description, and amount before creating a claim. How do these instructions shape the agent's conversational behavior compared to a general-purpose chatbot?</w:t>
+        <w:t>3. You accessed the same agent from both the Foundry portal playground and a VS Code Python client. What advantages does building a programmatic client offer over the portal playground alone, and what additional responsibilities does the developer take on?</w:t>
       </w:r>
     </w:p>
     <w:p>
